--- a/backend/apps/documents/docx_templates/2-案件材料/1-起诉材料/1-起诉状和反诉答辩状/1-起诉状.docx
+++ b/backend/apps/documents/docx_templates/2-案件材料/1-起诉材料/1-起诉状和反诉答辩状/1-起诉状.docx
@@ -288,8 +288,6 @@
         </w:rPr>
         <w:t>{{事实与理由}}</w:t>
       </w:r>
-      <w:bookmarkStart w:id="0" w:name="_GoBack"/>
-      <w:bookmarkEnd w:id="0"/>
     </w:p>
     <w:p>
       <w:pPr>
@@ -389,7 +387,7 @@
       <w:tblPr>
         <w:tblStyle w:val="9"/>
         <w:tblW w:w="0" w:type="auto"/>
-        <w:tblInd w:w="0" w:type="dxa"/>
+        <w:tblInd w:w="4257" w:type="dxa"/>
         <w:tblBorders>
           <w:top w:val="none" w:color="auto" w:sz="0" w:space="0"/>
           <w:left w:val="none" w:color="auto" w:sz="0" w:space="0"/>
@@ -407,12 +405,12 @@
         </w:tblCellMar>
       </w:tblPr>
       <w:tblGrid>
-        <w:gridCol w:w="8528"/>
+        <w:gridCol w:w="4271"/>
       </w:tblGrid>
       <w:tr>
         <w:tc>
           <w:tcPr>
-            <w:tcW w:w="8528" w:type="dxa"/>
+            <w:tcW w:w="4271" w:type="dxa"/>
           </w:tcPr>
           <w:p>
             <w:pPr>
@@ -430,7 +428,7 @@
               <w:adjustRightInd w:val="0"/>
               <w:snapToGrid w:val="0"/>
               <w:spacing w:line="360" w:lineRule="auto"/>
-              <w:jc w:val="right"/>
+              <w:jc w:val="left"/>
               <w:textAlignment w:val="auto"/>
               <w:rPr>
                 <w:rFonts w:hint="default" w:asciiTheme="minorEastAsia" w:hAnsiTheme="minorEastAsia" w:eastAsiaTheme="minorEastAsia" w:cstheme="minorEastAsia"/>
@@ -499,6 +497,8 @@
           <w:lang w:val="en-US" w:eastAsia="zh-CN"/>
         </w:rPr>
       </w:pPr>
+      <w:bookmarkStart w:id="0" w:name="_GoBack"/>
+      <w:bookmarkEnd w:id="0"/>
     </w:p>
     <w:sectPr>
       <w:headerReference r:id="rId3" w:type="default"/>
